--- a/DOCS/CAU_HOI_NGHIEP_VU_GUI_ANH_KHAMPLA.docx
+++ b/DOCS/CAU_HOI_NGHIEP_VU_GUI_ANH_KHAMPLA.docx
@@ -1575,7 +1575,7 @@
         <w:t>C1.1</w:t>
       </w:r>
       <w:r>
-        <w:t xml:space="preserve"> *KT Thu/Chi Viêng Chăn* (xác nhận mục I, II) và *KT Chi phí VC* (xác nhận, ghi sổ mục IV–VI)</w:t>
+        <w:t xml:space="preserve"> Phần mềm đã làm đúng bảng *Nhiệm Vụ*: *KT Thu/Chi Viêng Chăn* là một tài khoản (xác nhận mục</w:t>
       </w:r>
     </w:p>
     <w:p>
@@ -1583,25 +1583,7 @@
         <w:jc w:val="both"/>
       </w:pPr>
       <w:r>
-        <w:t xml:space="preserve">  là </w:t>
-      </w:r>
-      <w:r>
-        <w:rPr>
-          <w:b/>
-        </w:rPr>
-        <w:t>hai người</w:t>
-      </w:r>
-      <w:r>
-        <w:t xml:space="preserve"> hay </w:t>
-      </w:r>
-      <w:r>
-        <w:rPr>
-          <w:b/>
-        </w:rPr>
-        <w:t>một người</w:t>
-      </w:r>
-      <w:r>
-        <w:t>?</w:t>
+        <w:t xml:space="preserve">  I, II), *KT Chi phí VC* là một tài khoản khác (xác nhận và ghi sổ mục IV–VI). Anh xác nhận giúp tên</w:t>
       </w:r>
     </w:p>
     <w:p>
@@ -1609,7 +1591,7 @@
         <w:jc w:val="both"/>
       </w:pPr>
       <w:r>
-        <w:t xml:space="preserve">  - [ ] Hai người khác nhau — [ ] Một người</w:t>
+        <w:t xml:space="preserve">  người giữ từng tài khoản: KT Thu/Chi VC: .................. · KT Chi phí VC: ..................</w:t>
       </w:r>
     </w:p>
     <w:p>
